--- a/1.Brainstorming & Ideation/Empathy Map.docx
+++ b/1.Brainstorming & Ideation/Empathy Map.docx
@@ -15,7 +15,280 @@
         <w:pStyle w:val="Heading2"/>
       </w:pPr>
       <w:r>
-        <w:t>Target User: Policymaker / Development Analyst</w:t>
+        <w:t>1. Introduction</w:t>
+      </w:r>
+    </w:p>
+    <w:p>
+      <w:r>
+        <w:t>To build a tool that directly addresses user pain points, the team created Empathy Maps for our two primary target users: a Government Policy Analyst and a Student / Researcher in development economics. This process helped us design the visual system, input constraints, and recommendation outputs to align with their specific goals and frustrations.</w:t>
+      </w:r>
+    </w:p>
+    <w:p>
+      <w:r>
+        <w:t>---</w:t>
+      </w:r>
+    </w:p>
+    <w:p>
+      <w:pPr>
+        <w:pStyle w:val="Heading2"/>
+      </w:pPr>
+      <w:r>
+        <w:t>2. Target Persona 1: Government Policy Analyst (Decision Maker)</w:t>
+      </w:r>
+    </w:p>
+    <w:p>
+      <w:pPr>
+        <w:pStyle w:val="Heading3"/>
+      </w:pPr>
+      <w:r>
+        <w:t>👁️ SEES (Their Environment)</w:t>
+      </w:r>
+    </w:p>
+    <w:p>
+      <w:pPr>
+        <w:pStyle w:val="ListBullet"/>
+      </w:pPr>
+      <w:r>
+        <w:t>Annual global development reports filled with complex, dense data tables.</w:t>
+      </w:r>
+    </w:p>
+    <w:p>
+      <w:pPr>
+        <w:pStyle w:val="ListBullet"/>
+      </w:pPr>
+      <w:r>
+        <w:t>News articles showing neighboring countries climbing in international development rankings.</w:t>
+      </w:r>
+    </w:p>
+    <w:p>
+      <w:pPr>
+        <w:pStyle w:val="ListBullet"/>
+      </w:pPr>
+      <w:r>
+        <w:t>Colleagues spending hours compiling Excel spreadsheets to calculate simulated indices.</w:t>
+      </w:r>
+    </w:p>
+    <w:p>
+      <w:pPr>
+        <w:pStyle w:val="ListBullet"/>
+      </w:pPr>
+      <w:r>
+        <w:t>Presenting slide decks to ministers who prefer high-level, clear visual cards over raw equations.</w:t>
+      </w:r>
+    </w:p>
+    <w:p>
+      <w:pPr>
+        <w:pStyle w:val="Heading3"/>
+      </w:pPr>
+      <w:r>
+        <w:t>👂 HEARS (Influences)</w:t>
+      </w:r>
+    </w:p>
+    <w:p>
+      <w:pPr>
+        <w:pStyle w:val="ListBullet"/>
+      </w:pPr>
+      <w:r>
+        <w:t xml:space="preserve">Leaders asking: </w:t>
+      </w:r>
+      <w:r>
+        <w:rPr>
+          <w:i/>
+        </w:rPr>
+        <w:t>"Where should we direct our budget to move our nation into a higher development tier?"</w:t>
+      </w:r>
+      <w:r/>
+    </w:p>
+    <w:p>
+      <w:pPr>
+        <w:pStyle w:val="ListBullet"/>
+      </w:pPr>
+      <w:r>
+        <w:t xml:space="preserve">Advisers saying: </w:t>
+      </w:r>
+      <w:r>
+        <w:rPr>
+          <w:i/>
+        </w:rPr>
+        <w:t>"We need data-driven policy recommendations, not just guesses."</w:t>
+      </w:r>
+      <w:r/>
+    </w:p>
+    <w:p>
+      <w:pPr>
+        <w:pStyle w:val="ListBullet"/>
+      </w:pPr>
+      <w:r>
+        <w:t xml:space="preserve">Colleagues saying: </w:t>
+      </w:r>
+      <w:r>
+        <w:rPr>
+          <w:i/>
+        </w:rPr>
+        <w:t>"UN calculations are too slow; we only get last year's results."</w:t>
+      </w:r>
+      <w:r/>
+    </w:p>
+    <w:p>
+      <w:pPr>
+        <w:pStyle w:val="Heading3"/>
+      </w:pPr>
+      <w:r>
+        <w:t>💬 SAYS &amp; 🎯 DOES (Public Behavior)</w:t>
+      </w:r>
+    </w:p>
+    <w:p>
+      <w:pPr>
+        <w:pStyle w:val="ListBullet"/>
+      </w:pPr>
+      <w:r/>
+      <w:r>
+        <w:rPr>
+          <w:b/>
+        </w:rPr>
+        <w:t>Says</w:t>
+      </w:r>
+      <w:r>
+        <w:t xml:space="preserve">: </w:t>
+      </w:r>
+      <w:r>
+        <w:rPr>
+          <w:i/>
+        </w:rPr>
+        <w:t>"I want a quick way to show how raising school enrollment will improve our overall development ranking."</w:t>
+      </w:r>
+      <w:r/>
+    </w:p>
+    <w:p>
+      <w:pPr>
+        <w:pStyle w:val="ListBullet"/>
+      </w:pPr>
+      <w:r/>
+      <w:r>
+        <w:rPr>
+          <w:b/>
+        </w:rPr>
+        <w:t>Does</w:t>
+      </w:r>
+      <w:r>
+        <w:t>:</w:t>
+      </w:r>
+    </w:p>
+    <w:p>
+      <w:pPr>
+        <w:pStyle w:val="ListBullet"/>
+      </w:pPr>
+      <w:r>
+        <w:t>Manually compiles indicators from the Ministry of Education, Health, and Finance.</w:t>
+      </w:r>
+    </w:p>
+    <w:p>
+      <w:pPr>
+        <w:pStyle w:val="ListBullet"/>
+      </w:pPr>
+      <w:r>
+        <w:t>Normalizes and runs index calculations using UN statistical formulas in spreadsheets.</w:t>
+      </w:r>
+    </w:p>
+    <w:p>
+      <w:pPr>
+        <w:pStyle w:val="ListBullet"/>
+      </w:pPr>
+      <w:r>
+        <w:t>Generates policy brief reports for government stakeholders.</w:t>
+      </w:r>
+    </w:p>
+    <w:p>
+      <w:pPr>
+        <w:pStyle w:val="Heading3"/>
+      </w:pPr>
+      <w:r>
+        <w:t>😣 PAIN POINTS (Frustrations)</w:t>
+      </w:r>
+    </w:p>
+    <w:p>
+      <w:pPr>
+        <w:pStyle w:val="ListBullet"/>
+      </w:pPr>
+      <w:r>
+        <w:t>Calculating composite indices is slow and prone to errors.</w:t>
+      </w:r>
+    </w:p>
+    <w:p>
+      <w:pPr>
+        <w:pStyle w:val="ListBullet"/>
+      </w:pPr>
+      <w:r>
+        <w:t>Cannot easily model "what-if" scenarios (e.g., if life expectancy drops due to a health crisis).</w:t>
+      </w:r>
+    </w:p>
+    <w:p>
+      <w:pPr>
+        <w:pStyle w:val="ListBullet"/>
+      </w:pPr>
+      <w:r>
+        <w:t>Ministers find raw decimal scores (e.g., 0.684) confusing without visual context (e.g., color-coded progress indicators).</w:t>
+      </w:r>
+    </w:p>
+    <w:p>
+      <w:pPr>
+        <w:pStyle w:val="ListBullet"/>
+      </w:pPr>
+      <w:r>
+        <w:t>No clear connection between the final score and next-step policy recommendations.</w:t>
+      </w:r>
+    </w:p>
+    <w:p>
+      <w:pPr>
+        <w:pStyle w:val="Heading3"/>
+      </w:pPr>
+      <w:r>
+        <w:t>🎁 GAINS (Desires &amp; Success)</w:t>
+      </w:r>
+    </w:p>
+    <w:p>
+      <w:pPr>
+        <w:pStyle w:val="ListBullet"/>
+      </w:pPr>
+      <w:r>
+        <w:t>Instant index predictions upon inputting indicators.</w:t>
+      </w:r>
+    </w:p>
+    <w:p>
+      <w:pPr>
+        <w:pStyle w:val="ListBullet"/>
+      </w:pPr>
+      <w:r>
+        <w:t>Automatic, clear classification into standard development tiers (Very High, High, Medium, Low).</w:t>
+      </w:r>
+    </w:p>
+    <w:p>
+      <w:pPr>
+        <w:pStyle w:val="ListBullet"/>
+      </w:pPr>
+      <w:r>
+        <w:t>Clear, visual indicators (like color-coded gauges) to present during meetings.</w:t>
+      </w:r>
+    </w:p>
+    <w:p>
+      <w:pPr>
+        <w:pStyle w:val="ListBullet"/>
+      </w:pPr>
+      <w:r>
+        <w:t>Domain-specific policy recommendations based on the predicted score.</w:t>
+      </w:r>
+    </w:p>
+    <w:p>
+      <w:r>
+        <w:t>---</w:t>
+      </w:r>
+    </w:p>
+    <w:p>
+      <w:pPr>
+        <w:pStyle w:val="Heading2"/>
+      </w:pPr>
+      <w:r>
+        <w:t>3. Target Persona 2: Economics Student / Researcher (Academic User)</w:t>
       </w:r>
     </w:p>
     <w:p>
@@ -31,7 +304,7 @@
         <w:pStyle w:val="ListBullet"/>
       </w:pPr>
       <w:r>
-        <w:t>Annual UNDP Human Development Reports with country rankings</w:t>
+        <w:t>Mathematical formulas for indexing health, education, and log-transformed GNI.</w:t>
       </w:r>
     </w:p>
     <w:p>
@@ -39,7 +312,7 @@
         <w:pStyle w:val="ListBullet"/>
       </w:pPr>
       <w:r>
-        <w:t>Wide disparities in development levels across regions</w:t>
+        <w:t>Data portals with restricted access, complex navigation, or paywalls.</w:t>
       </w:r>
     </w:p>
     <w:p>
@@ -47,23 +320,7 @@
         <w:pStyle w:val="ListBullet"/>
       </w:pPr>
       <w:r>
-        <w:t>Complex tables of development indicators that are difficult to interpret quickly</w:t>
-      </w:r>
-    </w:p>
-    <w:p>
-      <w:pPr>
-        <w:pStyle w:val="ListBullet"/>
-      </w:pPr>
-      <w:r>
-        <w:t>News about countries improving or declining in development metrics</w:t>
-      </w:r>
-    </w:p>
-    <w:p>
-      <w:pPr>
-        <w:pStyle w:val="ListBullet"/>
-      </w:pPr>
-      <w:r>
-        <w:t>Colleagues using spreadsheets and manual calculations for HDI analysis</w:t>
+        <w:t>Code blocks in R or Python showing data science workflows.</w:t>
       </w:r>
     </w:p>
     <w:p>
@@ -79,7 +336,7 @@
         <w:pStyle w:val="ListBullet"/>
       </w:pPr>
       <w:r>
-        <w:t>"We need data-driven policy recommendations, not just intuition"</w:t>
+        <w:t>Professors explaining the theory of human capabilities and indices.</w:t>
       </w:r>
     </w:p>
     <w:p>
@@ -87,7 +344,52 @@
         <w:pStyle w:val="ListBullet"/>
       </w:pPr>
       <w:r>
-        <w:t>"How can we predict the impact of our development programs?"</w:t>
+        <w:t>Peers discussing how machine learning can automate economic predictions.</w:t>
+      </w:r>
+    </w:p>
+    <w:p>
+      <w:pPr>
+        <w:pStyle w:val="Heading3"/>
+      </w:pPr>
+      <w:r>
+        <w:t>💬 SAYS &amp; 🎯 DOES</w:t>
+      </w:r>
+    </w:p>
+    <w:p>
+      <w:pPr>
+        <w:pStyle w:val="ListBullet"/>
+      </w:pPr>
+      <w:r/>
+      <w:r>
+        <w:rPr>
+          <w:b/>
+        </w:rPr>
+        <w:t>Says</w:t>
+      </w:r>
+      <w:r>
+        <w:t xml:space="preserve">: </w:t>
+      </w:r>
+      <w:r>
+        <w:rPr>
+          <w:i/>
+        </w:rPr>
+        <w:t>"I need a simulator to check how indicator shifts affect the index for my research papers."</w:t>
+      </w:r>
+      <w:r/>
+    </w:p>
+    <w:p>
+      <w:pPr>
+        <w:pStyle w:val="ListBullet"/>
+      </w:pPr>
+      <w:r/>
+      <w:r>
+        <w:rPr>
+          <w:b/>
+        </w:rPr>
+        <w:t>Does</w:t>
+      </w:r>
+      <w:r>
+        <w:t>:</w:t>
       </w:r>
     </w:p>
     <w:p>
@@ -95,7 +397,7 @@
         <w:pStyle w:val="ListBullet"/>
       </w:pPr>
       <w:r>
-        <w:t>"Which indicators should we prioritize for maximum HDI improvement?"</w:t>
+        <w:t>Researches historical datasets for comparative studies.</w:t>
       </w:r>
     </w:p>
     <w:p>
@@ -103,7 +405,7 @@
         <w:pStyle w:val="ListBullet"/>
       </w:pPr>
       <w:r>
-        <w:t>"Other countries are using AI and ML for development planning"</w:t>
+        <w:t>Runs regression scripts on development indicators.</w:t>
       </w:r>
     </w:p>
     <w:p>
@@ -111,103 +413,7 @@
         <w:pStyle w:val="ListBullet"/>
       </w:pPr>
       <w:r>
-        <w:t>"We need a faster way to assess development progress"</w:t>
-      </w:r>
-    </w:p>
-    <w:p>
-      <w:pPr>
-        <w:pStyle w:val="Heading3"/>
-      </w:pPr>
-      <w:r>
-        <w:t>💬 SAYS</w:t>
-      </w:r>
-    </w:p>
-    <w:p>
-      <w:pPr>
-        <w:pStyle w:val="ListBullet"/>
-      </w:pPr>
-      <w:r>
-        <w:t>"I spend too much time manually computing and comparing HDI scores"</w:t>
-      </w:r>
-    </w:p>
-    <w:p>
-      <w:pPr>
-        <w:pStyle w:val="ListBullet"/>
-      </w:pPr>
-      <w:r>
-        <w:t>"I wish there was a tool that could instantly predict HDI based on current indicators"</w:t>
-      </w:r>
-    </w:p>
-    <w:p>
-      <w:pPr>
-        <w:pStyle w:val="ListBullet"/>
-      </w:pPr>
-      <w:r>
-        <w:t>"Understanding the relative importance of each factor would help us allocate resources better"</w:t>
-      </w:r>
-    </w:p>
-    <w:p>
-      <w:pPr>
-        <w:pStyle w:val="ListBullet"/>
-      </w:pPr>
-      <w:r>
-        <w:t>"We need a system that classifies countries into clear development categories"</w:t>
-      </w:r>
-    </w:p>
-    <w:p>
-      <w:pPr>
-        <w:pStyle w:val="ListBullet"/>
-      </w:pPr>
-      <w:r>
-        <w:t>"I want to run what-if scenarios to plan development interventions"</w:t>
-      </w:r>
-    </w:p>
-    <w:p>
-      <w:pPr>
-        <w:pStyle w:val="Heading3"/>
-      </w:pPr>
-      <w:r>
-        <w:t>🎯 DOES</w:t>
-      </w:r>
-    </w:p>
-    <w:p>
-      <w:pPr>
-        <w:pStyle w:val="ListBullet"/>
-      </w:pPr>
-      <w:r>
-        <w:t>Collects data from multiple sources (WHO, UNESCO, World Bank)</w:t>
-      </w:r>
-    </w:p>
-    <w:p>
-      <w:pPr>
-        <w:pStyle w:val="ListBullet"/>
-      </w:pPr>
-      <w:r>
-        <w:t>Manually calculates composite indices using UNDP formulas</w:t>
-      </w:r>
-    </w:p>
-    <w:p>
-      <w:pPr>
-        <w:pStyle w:val="ListBullet"/>
-      </w:pPr>
-      <w:r>
-        <w:t>Creates comparative reports for different countries and regions</w:t>
-      </w:r>
-    </w:p>
-    <w:p>
-      <w:pPr>
-        <w:pStyle w:val="ListBullet"/>
-      </w:pPr>
-      <w:r>
-        <w:t>Presents findings to government officials and stakeholders</w:t>
-      </w:r>
-    </w:p>
-    <w:p>
-      <w:pPr>
-        <w:pStyle w:val="ListBullet"/>
-      </w:pPr>
-      <w:r>
-        <w:t>Reviews historical trends to identify development patterns</w:t>
+        <w:t>Writes papers analyzing regional disparities.</w:t>
       </w:r>
     </w:p>
     <w:p>
@@ -223,7 +429,7 @@
         <w:pStyle w:val="ListBullet"/>
       </w:pPr>
       <w:r>
-        <w:t>Time-consuming manual data processing and calculation</w:t>
+        <w:t>High learning curve for calculating standardized indices.</w:t>
       </w:r>
     </w:p>
     <w:p>
@@ -231,7 +437,7 @@
         <w:pStyle w:val="ListBullet"/>
       </w:pPr>
       <w:r>
-        <w:t>Difficulty in predicting future HDI based on planned interventions</w:t>
+        <w:t>Lack of interactive tools to validate regression predictions quickly.</w:t>
       </w:r>
     </w:p>
     <w:p>
@@ -239,244 +445,7 @@
         <w:pStyle w:val="ListBullet"/>
       </w:pPr>
       <w:r>
-        <w:t>Lack of interactive tools for scenario analysis</w:t>
-      </w:r>
-    </w:p>
-    <w:p>
-      <w:pPr>
-        <w:pStyle w:val="ListBullet"/>
-      </w:pPr>
-      <w:r>
-        <w:t>Complex UNDP methodology that requires specialized knowledge</w:t>
-      </w:r>
-    </w:p>
-    <w:p>
-      <w:pPr>
-        <w:pStyle w:val="ListBullet"/>
-      </w:pPr>
-      <w:r>
-        <w:t>Inability to quickly classify countries into development tiers</w:t>
-      </w:r>
-    </w:p>
-    <w:p>
-      <w:pPr>
-        <w:pStyle w:val="ListBullet"/>
-      </w:pPr>
-      <w:r>
-        <w:t>No visual, intuitive way to present HDI predictions to stakeholders</w:t>
-      </w:r>
-    </w:p>
-    <w:p>
-      <w:pPr>
-        <w:pStyle w:val="Heading3"/>
-      </w:pPr>
-      <w:r>
-        <w:t>🎁 GAINS (What they want)</w:t>
-      </w:r>
-    </w:p>
-    <w:p>
-      <w:pPr>
-        <w:pStyle w:val="ListBullet"/>
-      </w:pPr>
-      <w:r>
-        <w:t>Instant HDI predictions based on input indicators</w:t>
-      </w:r>
-    </w:p>
-    <w:p>
-      <w:pPr>
-        <w:pStyle w:val="ListBullet"/>
-      </w:pPr>
-      <w:r>
-        <w:t>Automatic classification into Very High / High / Medium / Low tiers</w:t>
-      </w:r>
-    </w:p>
-    <w:p>
-      <w:pPr>
-        <w:pStyle w:val="ListBullet"/>
-      </w:pPr>
-      <w:r>
-        <w:t>Clear, actionable recommendations based on predicted tier</w:t>
-      </w:r>
-    </w:p>
-    <w:p>
-      <w:pPr>
-        <w:pStyle w:val="ListBullet"/>
-      </w:pPr>
-      <w:r>
-        <w:t>Visual representation of results (gauges, color-coded tiers)</w:t>
-      </w:r>
-    </w:p>
-    <w:p>
-      <w:pPr>
-        <w:pStyle w:val="ListBullet"/>
-      </w:pPr>
-      <w:r>
-        <w:t>Easy-to-use web interface that doesn't require technical expertise</w:t>
-      </w:r>
-    </w:p>
-    <w:p>
-      <w:pPr>
-        <w:pStyle w:val="ListBullet"/>
-      </w:pPr>
-      <w:r>
-        <w:t>Understanding of which factors contribute most to HDI improvement</w:t>
-      </w:r>
-    </w:p>
-    <w:p>
-      <w:r>
-        <w:t>---</w:t>
-      </w:r>
-    </w:p>
-    <w:p>
-      <w:pPr>
-        <w:pStyle w:val="Heading2"/>
-      </w:pPr>
-      <w:r>
-        <w:t>Target User: Student / Researcher</w:t>
-      </w:r>
-    </w:p>
-    <w:p>
-      <w:pPr>
-        <w:pStyle w:val="Heading3"/>
-      </w:pPr>
-      <w:r>
-        <w:t>👁️ SEES</w:t>
-      </w:r>
-    </w:p>
-    <w:p>
-      <w:pPr>
-        <w:pStyle w:val="ListBullet"/>
-      </w:pPr>
-      <w:r>
-        <w:t>Academic papers on human development metrics</w:t>
-      </w:r>
-    </w:p>
-    <w:p>
-      <w:pPr>
-        <w:pStyle w:val="ListBullet"/>
-      </w:pPr>
-      <w:r>
-        <w:t>Complex mathematical formulas for HDI calculation</w:t>
-      </w:r>
-    </w:p>
-    <w:p>
-      <w:pPr>
-        <w:pStyle w:val="ListBullet"/>
-      </w:pPr>
-      <w:r>
-        <w:t>Datasets with many columns and rows that are hard to analyze manually</w:t>
-      </w:r>
-    </w:p>
-    <w:p>
-      <w:pPr>
-        <w:pStyle w:val="Heading3"/>
-      </w:pPr>
-      <w:r>
-        <w:t>👂 HEARS</w:t>
-      </w:r>
-    </w:p>
-    <w:p>
-      <w:pPr>
-        <w:pStyle w:val="ListBullet"/>
-      </w:pPr>
-      <w:r>
-        <w:t>"Machine learning can make development predictions more accurate"</w:t>
-      </w:r>
-    </w:p>
-    <w:p>
-      <w:pPr>
-        <w:pStyle w:val="ListBullet"/>
-      </w:pPr>
-      <w:r>
-        <w:t>"Understanding HDI helps in comparative politics and economics courses"</w:t>
-      </w:r>
-    </w:p>
-    <w:p>
-      <w:pPr>
-        <w:pStyle w:val="Heading3"/>
-      </w:pPr>
-      <w:r>
-        <w:t>💬 SAYS</w:t>
-      </w:r>
-    </w:p>
-    <w:p>
-      <w:pPr>
-        <w:pStyle w:val="ListBullet"/>
-      </w:pPr>
-      <w:r>
-        <w:t>"I need a practical tool to experiment with HDI indicators"</w:t>
-      </w:r>
-    </w:p>
-    <w:p>
-      <w:pPr>
-        <w:pStyle w:val="ListBullet"/>
-      </w:pPr>
-      <w:r>
-        <w:t>"I want to understand how changing one variable affects the overall index"</w:t>
-      </w:r>
-    </w:p>
-    <w:p>
-      <w:pPr>
-        <w:pStyle w:val="Heading3"/>
-      </w:pPr>
-      <w:r>
-        <w:t>🎯 DOES</w:t>
-      </w:r>
-    </w:p>
-    <w:p>
-      <w:pPr>
-        <w:pStyle w:val="ListBullet"/>
-      </w:pPr>
-      <w:r>
-        <w:t>Studies development economics and related fields</w:t>
-      </w:r>
-    </w:p>
-    <w:p>
-      <w:pPr>
-        <w:pStyle w:val="ListBullet"/>
-      </w:pPr>
-      <w:r>
-        <w:t>Analyzes datasets for research papers and projects</w:t>
-      </w:r>
-    </w:p>
-    <w:p>
-      <w:pPr>
-        <w:pStyle w:val="ListBullet"/>
-      </w:pPr>
-      <w:r>
-        <w:t>Compares countries across multiple development dimensions</w:t>
-      </w:r>
-    </w:p>
-    <w:p>
-      <w:pPr>
-        <w:pStyle w:val="Heading3"/>
-      </w:pPr>
-      <w:r>
-        <w:t>😣 PAIN POINTS</w:t>
-      </w:r>
-    </w:p>
-    <w:p>
-      <w:pPr>
-        <w:pStyle w:val="ListBullet"/>
-      </w:pPr>
-      <w:r>
-        <w:t>Steep learning curve for UNDP's HDI calculation methodology</w:t>
-      </w:r>
-    </w:p>
-    <w:p>
-      <w:pPr>
-        <w:pStyle w:val="ListBullet"/>
-      </w:pPr>
-      <w:r>
-        <w:t>Difficulty in visualizing multi-dimensional development data</w:t>
-      </w:r>
-    </w:p>
-    <w:p>
-      <w:pPr>
-        <w:pStyle w:val="ListBullet"/>
-      </w:pPr>
-      <w:r>
-        <w:t>Limited access to predictive tools for academic exploration</w:t>
+        <w:t>Text-heavy data portals with poor visualization tools.</w:t>
       </w:r>
     </w:p>
     <w:p>
@@ -492,7 +461,7 @@
         <w:pStyle w:val="ListBullet"/>
       </w:pPr>
       <w:r>
-        <w:t>Interactive prediction tool for learning and experimentation</w:t>
+        <w:t>Simple, accessible web interface to experiment with indicator values.</w:t>
       </w:r>
     </w:p>
     <w:p>
@@ -500,7 +469,7 @@
         <w:pStyle w:val="ListBullet"/>
       </w:pPr>
       <w:r>
-        <w:t>Visual feedback showing development tier and score</w:t>
+        <w:t>Understanding feature importance (e.g., which factor has the biggest impact on the final score).</w:t>
       </w:r>
     </w:p>
     <w:p>
@@ -508,7 +477,7 @@
         <w:pStyle w:val="ListBullet"/>
       </w:pPr>
       <w:r>
-        <w:t>Educational insights explaining what each tier means</w:t>
+        <w:t>Fast and reliable results to support academic research.</w:t>
       </w:r>
     </w:p>
     <w:sectPr>
